--- a/informes-growth/irhythm-2026-10-14/iRhythm - growth - 2026-10-14.docx
+++ b/informes-growth/irhythm-2026-10-14/iRhythm - growth - 2026-10-14.docx
@@ -4222,7 +4222,7 @@
         <w:t xml:space="preserve">informes-growth/cartera-growth.md</w:t>
       </w:r>
       <w:r>
-        <w:t xml:space="preserve">). La liquidez es de ≈27 EUR, así que solo cabría sustituyendo a alguna. iRhythm no da Comprar: ponderada −19,5 % al precio de hoy con el objetivo fijo. No sustituye a ninguna.</w:t>
+        <w:t xml:space="preserve">). La liquidez libre es casi nula, así que solo cabría sustituyendo a alguna. iRhythm no da Comprar: ponderada −19,5 % al precio de hoy con el objetivo fijo. No sustituye a ninguna.</w:t>
       </w:r>
     </w:p>
     <w:p>
